--- a/Workspace/Testing/Test plan/punti singoli/TestPlan_specifications/Test_plan_specifications_taskDAO.docx
+++ b/Workspace/Testing/Test plan/punti singoli/TestPlan_specifications/Test_plan_specifications_taskDAO.docx
@@ -5,23 +5,65 @@
     <w:p>
       <w:pPr>
         <w:pStyle w:val="Titolo"/>
+        <w:rPr>
+          <w:lang w:val="en-GB"/>
+        </w:rPr>
       </w:pPr>
       <w:r>
+        <w:rPr>
+          <w:lang w:val="en-GB"/>
+        </w:rPr>
         <w:t>Test plan specifications</w:t>
       </w:r>
     </w:p>
     <w:p>
       <w:pPr>
         <w:pStyle w:val="Sottotitolo"/>
+        <w:rPr>
+          <w:lang w:val="en-GB"/>
+        </w:rPr>
       </w:pPr>
       <w:r>
-        <w:t>Test cases per TaskDAO</w:t>
+        <w:rPr>
+          <w:lang w:val="en-GB"/>
+        </w:rPr>
+        <w:t xml:space="preserve">Test cases per </w:t>
       </w:r>
+      <w:proofErr w:type="spellStart"/>
+      <w:r>
+        <w:rPr>
+          <w:lang w:val="en-GB"/>
+        </w:rPr>
+        <w:t>TaskDAO</w:t>
+      </w:r>
+      <w:proofErr w:type="spellEnd"/>
     </w:p>
-    <w:p/>
+    <w:p>
+      <w:pPr>
+        <w:rPr>
+          <w:lang w:val="en-GB"/>
+        </w:rPr>
+      </w:pPr>
+    </w:p>
     <w:p>
       <w:r>
-        <w:t>In questa sezione analizziamo i test cases per il TaskDAO definiti nel test plan.</w:t>
+        <w:t xml:space="preserve">In questa sezione analizziamo i test </w:t>
+      </w:r>
+      <w:proofErr w:type="spellStart"/>
+      <w:r>
+        <w:t>cases</w:t>
+      </w:r>
+      <w:proofErr w:type="spellEnd"/>
+      <w:r>
+        <w:t xml:space="preserve"> per il </w:t>
+      </w:r>
+      <w:proofErr w:type="spellStart"/>
+      <w:r>
+        <w:t>TaskDAO</w:t>
+      </w:r>
+      <w:proofErr w:type="spellEnd"/>
+      <w:r>
+        <w:t xml:space="preserve"> definiti nel test plan.</w:t>
       </w:r>
     </w:p>
     <w:p>
@@ -38,7 +80,15 @@
         <w:t>*</w:t>
       </w:r>
       <w:r>
-        <w:t>(IllegalArgumentException)</w:t>
+        <w:t>(</w:t>
+      </w:r>
+      <w:proofErr w:type="spellStart"/>
+      <w:r>
+        <w:t>IllegalArgumentException</w:t>
+      </w:r>
+      <w:proofErr w:type="spellEnd"/>
+      <w:r>
+        <w:t>)</w:t>
       </w:r>
     </w:p>
     <w:p/>
@@ -785,7 +835,23 @@
                       <w:sz w:val="20"/>
                       <w:szCs w:val="20"/>
                     </w:rPr>
-                    <w:t>(null)</w:t>
+                    <w:t>(</w:t>
+                  </w:r>
+                  <w:proofErr w:type="spellStart"/>
+                  <w:r>
+                    <w:rPr>
+                      <w:sz w:val="20"/>
+                      <w:szCs w:val="20"/>
+                    </w:rPr>
+                    <w:t>null</w:t>
+                  </w:r>
+                  <w:proofErr w:type="spellEnd"/>
+                  <w:r>
+                    <w:rPr>
+                      <w:sz w:val="20"/>
+                      <w:szCs w:val="20"/>
+                    </w:rPr>
+                    <w:t>)</w:t>
                   </w:r>
                 </w:p>
               </w:tc>
@@ -952,7 +1018,23 @@
                       <w:szCs w:val="20"/>
                     </w:rPr>
                     <w:lastRenderedPageBreak/>
-                    <w:t>[null]</w:t>
+                    <w:t>[</w:t>
+                  </w:r>
+                  <w:proofErr w:type="spellStart"/>
+                  <w:r>
+                    <w:rPr>
+                      <w:sz w:val="20"/>
+                      <w:szCs w:val="20"/>
+                    </w:rPr>
+                    <w:t>null</w:t>
+                  </w:r>
+                  <w:proofErr w:type="spellEnd"/>
+                  <w:r>
+                    <w:rPr>
+                      <w:sz w:val="20"/>
+                      <w:szCs w:val="20"/>
+                    </w:rPr>
+                    <w:t>]</w:t>
                   </w:r>
                 </w:p>
               </w:tc>
@@ -1045,7 +1127,23 @@
                       <w:sz w:val="20"/>
                       <w:szCs w:val="20"/>
                     </w:rPr>
-                    <w:t>Titolo: [null]</w:t>
+                    <w:t>Titolo: [</w:t>
+                  </w:r>
+                  <w:proofErr w:type="spellStart"/>
+                  <w:r>
+                    <w:rPr>
+                      <w:sz w:val="20"/>
+                      <w:szCs w:val="20"/>
+                    </w:rPr>
+                    <w:t>null</w:t>
+                  </w:r>
+                  <w:proofErr w:type="spellEnd"/>
+                  <w:r>
+                    <w:rPr>
+                      <w:sz w:val="20"/>
+                      <w:szCs w:val="20"/>
+                    </w:rPr>
+                    <w:t>]</w:t>
                   </w:r>
                 </w:p>
                 <w:p>
@@ -1213,22 +1311,47 @@
                       <w:sz w:val="20"/>
                       <w:szCs w:val="20"/>
                     </w:rPr>
-                    <w:t>Titolo: titolotroppolungo</w:t>
-                  </w:r>
-                </w:p>
-                <w:p>
-                  <w:pPr>
-                    <w:rPr>
-                      <w:sz w:val="20"/>
-                      <w:szCs w:val="20"/>
-                    </w:rPr>
-                  </w:pPr>
-                  <w:r>
-                    <w:rPr>
-                      <w:sz w:val="20"/>
-                      <w:szCs w:val="20"/>
-                    </w:rPr>
-                    <w:t>Istruzioni: [null]</w:t>
+                    <w:t xml:space="preserve">Titolo: </w:t>
+                  </w:r>
+                  <w:proofErr w:type="spellStart"/>
+                  <w:r>
+                    <w:rPr>
+                      <w:sz w:val="20"/>
+                      <w:szCs w:val="20"/>
+                    </w:rPr>
+                    <w:t>titolotroppolungo</w:t>
+                  </w:r>
+                  <w:proofErr w:type="spellEnd"/>
+                </w:p>
+                <w:p>
+                  <w:pPr>
+                    <w:rPr>
+                      <w:sz w:val="20"/>
+                      <w:szCs w:val="20"/>
+                    </w:rPr>
+                  </w:pPr>
+                  <w:r>
+                    <w:rPr>
+                      <w:sz w:val="20"/>
+                      <w:szCs w:val="20"/>
+                    </w:rPr>
+                    <w:t>Istruzioni: [</w:t>
+                  </w:r>
+                  <w:proofErr w:type="spellStart"/>
+                  <w:r>
+                    <w:rPr>
+                      <w:sz w:val="20"/>
+                      <w:szCs w:val="20"/>
+                    </w:rPr>
+                    <w:t>null</w:t>
+                  </w:r>
+                  <w:proofErr w:type="spellEnd"/>
+                  <w:r>
+                    <w:rPr>
+                      <w:sz w:val="20"/>
+                      <w:szCs w:val="20"/>
+                    </w:rPr>
+                    <w:t>]</w:t>
                   </w:r>
                 </w:p>
                 <w:p>
@@ -1396,7 +1519,23 @@
                       <w:sz w:val="20"/>
                       <w:szCs w:val="20"/>
                     </w:rPr>
-                    <w:t>Istruzioni: [null]</w:t>
+                    <w:t>Istruzioni: [</w:t>
+                  </w:r>
+                  <w:proofErr w:type="spellStart"/>
+                  <w:r>
+                    <w:rPr>
+                      <w:sz w:val="20"/>
+                      <w:szCs w:val="20"/>
+                    </w:rPr>
+                    <w:t>null</w:t>
+                  </w:r>
+                  <w:proofErr w:type="spellEnd"/>
+                  <w:r>
+                    <w:rPr>
+                      <w:sz w:val="20"/>
+                      <w:szCs w:val="20"/>
+                    </w:rPr>
+                    <w:t>]</w:t>
                   </w:r>
                 </w:p>
                 <w:p>
@@ -1638,8 +1777,17 @@
                       <w:sz w:val="20"/>
                       <w:szCs w:val="20"/>
                     </w:rPr>
-                    <w:t>Istruzioni: stringatroppolunga</w:t>
-                  </w:r>
+                    <w:t xml:space="preserve">Istruzioni: </w:t>
+                  </w:r>
+                  <w:proofErr w:type="spellStart"/>
+                  <w:r>
+                    <w:rPr>
+                      <w:sz w:val="20"/>
+                      <w:szCs w:val="20"/>
+                    </w:rPr>
+                    <w:t>stringatroppolunga</w:t>
+                  </w:r>
+                  <w:proofErr w:type="spellEnd"/>
                 </w:p>
                 <w:p>
                   <w:pPr>
@@ -1821,7 +1969,23 @@
                       <w:sz w:val="20"/>
                       <w:szCs w:val="20"/>
                     </w:rPr>
-                    <w:t>Data Creazione: [null]</w:t>
+                    <w:t>Data Creazione: [</w:t>
+                  </w:r>
+                  <w:proofErr w:type="spellStart"/>
+                  <w:r>
+                    <w:rPr>
+                      <w:sz w:val="20"/>
+                      <w:szCs w:val="20"/>
+                    </w:rPr>
+                    <w:t>null</w:t>
+                  </w:r>
+                  <w:proofErr w:type="spellEnd"/>
+                  <w:r>
+                    <w:rPr>
+                      <w:sz w:val="20"/>
+                      <w:szCs w:val="20"/>
+                    </w:rPr>
+                    <w:t>]</w:t>
                   </w:r>
                 </w:p>
                 <w:p>
@@ -2034,7 +2198,23 @@
                       <w:sz w:val="20"/>
                       <w:szCs w:val="20"/>
                     </w:rPr>
-                    <w:t>Stato: [null]</w:t>
+                    <w:t>Stato: [</w:t>
+                  </w:r>
+                  <w:proofErr w:type="spellStart"/>
+                  <w:r>
+                    <w:rPr>
+                      <w:sz w:val="20"/>
+                      <w:szCs w:val="20"/>
+                    </w:rPr>
+                    <w:t>null</w:t>
+                  </w:r>
+                  <w:proofErr w:type="spellEnd"/>
+                  <w:r>
+                    <w:rPr>
+                      <w:sz w:val="20"/>
+                      <w:szCs w:val="20"/>
+                    </w:rPr>
+                    <w:t>]</w:t>
                   </w:r>
                 </w:p>
               </w:tc>
@@ -2172,7 +2352,23 @@
                       <w:sz w:val="20"/>
                       <w:szCs w:val="20"/>
                     </w:rPr>
-                    <w:t>[null]</w:t>
+                    <w:t>[</w:t>
+                  </w:r>
+                  <w:proofErr w:type="spellStart"/>
+                  <w:r>
+                    <w:rPr>
+                      <w:sz w:val="20"/>
+                      <w:szCs w:val="20"/>
+                    </w:rPr>
+                    <w:t>null</w:t>
+                  </w:r>
+                  <w:proofErr w:type="spellEnd"/>
+                  <w:r>
+                    <w:rPr>
+                      <w:sz w:val="20"/>
+                      <w:szCs w:val="20"/>
+                    </w:rPr>
+                    <w:t>]</w:t>
                   </w:r>
                 </w:p>
               </w:tc>
@@ -2288,7 +2484,23 @@
                       <w:sz w:val="20"/>
                       <w:szCs w:val="20"/>
                     </w:rPr>
-                    <w:t>[null]</w:t>
+                    <w:t>[</w:t>
+                  </w:r>
+                  <w:proofErr w:type="spellStart"/>
+                  <w:r>
+                    <w:rPr>
+                      <w:sz w:val="20"/>
+                      <w:szCs w:val="20"/>
+                    </w:rPr>
+                    <w:t>null</w:t>
+                  </w:r>
+                  <w:proofErr w:type="spellEnd"/>
+                  <w:r>
+                    <w:rPr>
+                      <w:sz w:val="20"/>
+                      <w:szCs w:val="20"/>
+                    </w:rPr>
+                    <w:t>]</w:t>
                   </w:r>
                 </w:p>
               </w:tc>
@@ -2794,6 +3006,7 @@
                 <w:bCs/>
               </w:rPr>
             </w:pPr>
+            <w:proofErr w:type="spellStart"/>
             <w:r>
               <w:rPr>
                 <w:b/>
@@ -2801,6 +3014,7 @@
               </w:rPr>
               <w:t>Exception</w:t>
             </w:r>
+            <w:proofErr w:type="spellEnd"/>
           </w:p>
         </w:tc>
       </w:tr>
@@ -2818,6 +3032,7 @@
           <w:rFonts w:ascii="Aptos Display" w:eastAsia="KaiTi" w:hAnsi="Aptos Display" w:cs="Times New Roman"/>
         </w:rPr>
       </w:pPr>
+      <w:proofErr w:type="spellStart"/>
       <w:r>
         <w:rPr>
           <w:rStyle w:val="Riferimentodelicato"/>
@@ -2826,6 +3041,7 @@
         <w:lastRenderedPageBreak/>
         <w:t>findById</w:t>
       </w:r>
+      <w:proofErr w:type="spellEnd"/>
     </w:p>
     <w:tbl>
       <w:tblPr>
@@ -3585,8 +3801,13 @@
               <w:jc w:val="center"/>
             </w:pPr>
             <w:r>
-              <w:t>Restituisce null</w:t>
-            </w:r>
+              <w:t xml:space="preserve">Restituisce </w:t>
+            </w:r>
+            <w:proofErr w:type="spellStart"/>
+            <w:r>
+              <w:t>null</w:t>
+            </w:r>
+            <w:proofErr w:type="spellEnd"/>
           </w:p>
         </w:tc>
       </w:tr>
@@ -3670,6 +3891,7 @@
           <w:rFonts w:ascii="Aptos Display" w:eastAsia="KaiTi" w:hAnsi="Aptos Display" w:cs="Times New Roman"/>
         </w:rPr>
       </w:pPr>
+      <w:proofErr w:type="spellStart"/>
       <w:r>
         <w:rPr>
           <w:rStyle w:val="Riferimentodelicato"/>
@@ -3678,6 +3900,7 @@
         <w:lastRenderedPageBreak/>
         <w:t>findByUtente</w:t>
       </w:r>
+      <w:proofErr w:type="spellEnd"/>
     </w:p>
     <w:tbl>
       <w:tblPr>
@@ -4596,7 +4819,23 @@
                       <w:sz w:val="20"/>
                       <w:szCs w:val="20"/>
                     </w:rPr>
-                    <w:t>[null]</w:t>
+                    <w:t>[</w:t>
+                  </w:r>
+                  <w:proofErr w:type="spellStart"/>
+                  <w:r>
+                    <w:rPr>
+                      <w:sz w:val="20"/>
+                      <w:szCs w:val="20"/>
+                    </w:rPr>
+                    <w:t>null</w:t>
+                  </w:r>
+                  <w:proofErr w:type="spellEnd"/>
+                  <w:r>
+                    <w:rPr>
+                      <w:sz w:val="20"/>
+                      <w:szCs w:val="20"/>
+                    </w:rPr>
+                    <w:t>]</w:t>
                   </w:r>
                 </w:p>
               </w:tc>
@@ -4667,7 +4906,23 @@
                       <w:sz w:val="20"/>
                       <w:szCs w:val="20"/>
                     </w:rPr>
-                    <w:t>[any]</w:t>
+                    <w:t>[</w:t>
+                  </w:r>
+                  <w:proofErr w:type="spellStart"/>
+                  <w:r>
+                    <w:rPr>
+                      <w:sz w:val="20"/>
+                      <w:szCs w:val="20"/>
+                    </w:rPr>
+                    <w:t>any</w:t>
+                  </w:r>
+                  <w:proofErr w:type="spellEnd"/>
+                  <w:r>
+                    <w:rPr>
+                      <w:sz w:val="20"/>
+                      <w:szCs w:val="20"/>
+                    </w:rPr>
+                    <w:t>]</w:t>
                   </w:r>
                 </w:p>
               </w:tc>
@@ -4738,7 +4993,23 @@
                       <w:sz w:val="20"/>
                       <w:szCs w:val="20"/>
                     </w:rPr>
-                    <w:t>[null]</w:t>
+                    <w:t>[</w:t>
+                  </w:r>
+                  <w:proofErr w:type="spellStart"/>
+                  <w:r>
+                    <w:rPr>
+                      <w:sz w:val="20"/>
+                      <w:szCs w:val="20"/>
+                    </w:rPr>
+                    <w:t>null</w:t>
+                  </w:r>
+                  <w:proofErr w:type="spellEnd"/>
+                  <w:r>
+                    <w:rPr>
+                      <w:sz w:val="20"/>
+                      <w:szCs w:val="20"/>
+                    </w:rPr>
+                    <w:t>]</w:t>
                   </w:r>
                 </w:p>
               </w:tc>
@@ -4974,6 +5245,7 @@
           <w:rFonts w:ascii="Aptos Display" w:eastAsia="KaiTi" w:hAnsi="Aptos Display" w:cs="Times New Roman"/>
         </w:rPr>
       </w:pPr>
+      <w:proofErr w:type="spellStart"/>
       <w:r>
         <w:rPr>
           <w:rStyle w:val="Riferimentodelicato"/>
@@ -4982,6 +5254,7 @@
         <w:lastRenderedPageBreak/>
         <w:t>updateStatus</w:t>
       </w:r>
+      <w:proofErr w:type="spellEnd"/>
     </w:p>
     <w:tbl>
       <w:tblPr>
@@ -5473,7 +5746,27 @@
                       <w:sz w:val="20"/>
                       <w:szCs w:val="20"/>
                     </w:rPr>
-                    <w:t>Input (nuovoStato)</w:t>
+                    <w:t>Input (</w:t>
+                  </w:r>
+                  <w:proofErr w:type="spellStart"/>
+                  <w:r>
+                    <w:rPr>
+                      <w:b/>
+                      <w:bCs/>
+                      <w:sz w:val="20"/>
+                      <w:szCs w:val="20"/>
+                    </w:rPr>
+                    <w:t>nuovoStato</w:t>
+                  </w:r>
+                  <w:proofErr w:type="spellEnd"/>
+                  <w:r>
+                    <w:rPr>
+                      <w:b/>
+                      <w:bCs/>
+                      <w:sz w:val="20"/>
+                      <w:szCs w:val="20"/>
+                    </w:rPr>
+                    <w:t>)</w:t>
                   </w:r>
                 </w:p>
               </w:tc>
@@ -5710,7 +6003,23 @@
                       <w:sz w:val="20"/>
                       <w:szCs w:val="20"/>
                     </w:rPr>
-                    <w:t>[null]</w:t>
+                    <w:t>[</w:t>
+                  </w:r>
+                  <w:proofErr w:type="spellStart"/>
+                  <w:r>
+                    <w:rPr>
+                      <w:sz w:val="20"/>
+                      <w:szCs w:val="20"/>
+                    </w:rPr>
+                    <w:t>null</w:t>
+                  </w:r>
+                  <w:proofErr w:type="spellEnd"/>
+                  <w:r>
+                    <w:rPr>
+                      <w:sz w:val="20"/>
+                      <w:szCs w:val="20"/>
+                    </w:rPr>
+                    <w:t>]</w:t>
                   </w:r>
                 </w:p>
               </w:tc>
@@ -5967,6 +6276,7 @@
                 <w:bCs/>
               </w:rPr>
             </w:pPr>
+            <w:proofErr w:type="spellStart"/>
             <w:r>
               <w:rPr>
                 <w:b/>
@@ -5974,6 +6284,7 @@
               </w:rPr>
               <w:t>Exception</w:t>
             </w:r>
+            <w:proofErr w:type="spellEnd"/>
           </w:p>
         </w:tc>
       </w:tr>
@@ -6714,7 +7025,23 @@
                       <w:sz w:val="20"/>
                       <w:szCs w:val="20"/>
                     </w:rPr>
-                    <w:t>[null]</w:t>
+                    <w:t>[</w:t>
+                  </w:r>
+                  <w:proofErr w:type="spellStart"/>
+                  <w:r>
+                    <w:rPr>
+                      <w:sz w:val="20"/>
+                      <w:szCs w:val="20"/>
+                    </w:rPr>
+                    <w:t>null</w:t>
+                  </w:r>
+                  <w:proofErr w:type="spellEnd"/>
+                  <w:r>
+                    <w:rPr>
+                      <w:sz w:val="20"/>
+                      <w:szCs w:val="20"/>
+                    </w:rPr>
+                    <w:t>]</w:t>
                   </w:r>
                 </w:p>
               </w:tc>

--- a/Workspace/Testing/Test plan/punti singoli/TestPlan_specifications/Test_plan_specifications_taskDAO.docx
+++ b/Workspace/Testing/Test plan/punti singoli/TestPlan_specifications/Test_plan_specifications_taskDAO.docx
@@ -198,7 +198,11 @@
             <w:tcW w:w="4023" w:type="dxa"/>
             <w:gridSpan w:val="2"/>
           </w:tcPr>
-          <w:p/>
+          <w:p>
+            <w:r>
+              <w:t>Devono essere presenti all’interno del database almeno un supervisore e un dipendente e conoscerne le matricole</w:t>
+            </w:r>
+          </w:p>
         </w:tc>
       </w:tr>
       <w:tr>
@@ -709,7 +713,23 @@
                 <w:sz w:val="20"/>
                 <w:szCs w:val="20"/>
               </w:rPr>
-              <w:t>(null)</w:t>
+              <w:t>(</w:t>
+            </w:r>
+            <w:proofErr w:type="spellStart"/>
+            <w:r>
+              <w:rPr>
+                <w:sz w:val="20"/>
+                <w:szCs w:val="20"/>
+              </w:rPr>
+              <w:t>null</w:t>
+            </w:r>
+            <w:proofErr w:type="spellEnd"/>
+            <w:r>
+              <w:rPr>
+                <w:sz w:val="20"/>
+                <w:szCs w:val="20"/>
+              </w:rPr>
+              <w:t>)</w:t>
             </w:r>
           </w:p>
         </w:tc>
@@ -1598,7 +1618,23 @@
                 <w:sz w:val="20"/>
                 <w:szCs w:val="20"/>
               </w:rPr>
-              <w:t>[null]</w:t>
+              <w:t>[</w:t>
+            </w:r>
+            <w:proofErr w:type="spellStart"/>
+            <w:r>
+              <w:rPr>
+                <w:sz w:val="20"/>
+                <w:szCs w:val="20"/>
+              </w:rPr>
+              <w:t>null</w:t>
+            </w:r>
+            <w:proofErr w:type="spellEnd"/>
+            <w:r>
+              <w:rPr>
+                <w:sz w:val="20"/>
+                <w:szCs w:val="20"/>
+              </w:rPr>
+              <w:t>]</w:t>
             </w:r>
           </w:p>
         </w:tc>
@@ -1735,7 +1771,23 @@
                 <w:sz w:val="20"/>
                 <w:szCs w:val="20"/>
               </w:rPr>
-              <w:t>Titolo: [null]</w:t>
+              <w:t>Titolo: [</w:t>
+            </w:r>
+            <w:proofErr w:type="spellStart"/>
+            <w:r>
+              <w:rPr>
+                <w:sz w:val="20"/>
+                <w:szCs w:val="20"/>
+              </w:rPr>
+              <w:t>null</w:t>
+            </w:r>
+            <w:proofErr w:type="spellEnd"/>
+            <w:r>
+              <w:rPr>
+                <w:sz w:val="20"/>
+                <w:szCs w:val="20"/>
+              </w:rPr>
+              <w:t>]</w:t>
             </w:r>
           </w:p>
           <w:p>
@@ -1949,7 +2001,23 @@
                 <w:sz w:val="20"/>
                 <w:szCs w:val="20"/>
               </w:rPr>
-              <w:t>Istruzioni: [null]</w:t>
+              <w:t>Istruzioni: [</w:t>
+            </w:r>
+            <w:proofErr w:type="spellStart"/>
+            <w:r>
+              <w:rPr>
+                <w:sz w:val="20"/>
+                <w:szCs w:val="20"/>
+              </w:rPr>
+              <w:t>null</w:t>
+            </w:r>
+            <w:proofErr w:type="spellEnd"/>
+            <w:r>
+              <w:rPr>
+                <w:sz w:val="20"/>
+                <w:szCs w:val="20"/>
+              </w:rPr>
+              <w:t>]</w:t>
             </w:r>
           </w:p>
           <w:p>
@@ -2139,7 +2207,23 @@
                 <w:sz w:val="20"/>
                 <w:szCs w:val="20"/>
               </w:rPr>
-              <w:t>Istruzioni: [null]</w:t>
+              <w:t>Istruzioni: [</w:t>
+            </w:r>
+            <w:proofErr w:type="spellStart"/>
+            <w:r>
+              <w:rPr>
+                <w:sz w:val="20"/>
+                <w:szCs w:val="20"/>
+              </w:rPr>
+              <w:t>null</w:t>
+            </w:r>
+            <w:proofErr w:type="spellEnd"/>
+            <w:r>
+              <w:rPr>
+                <w:sz w:val="20"/>
+                <w:szCs w:val="20"/>
+              </w:rPr>
+              <w:t>]</w:t>
             </w:r>
           </w:p>
           <w:p>
@@ -2543,7 +2627,23 @@
                 <w:sz w:val="20"/>
                 <w:szCs w:val="20"/>
               </w:rPr>
-              <w:t>Data Creazione: [null]</w:t>
+              <w:t>Data Creazione: [</w:t>
+            </w:r>
+            <w:proofErr w:type="spellStart"/>
+            <w:r>
+              <w:rPr>
+                <w:sz w:val="20"/>
+                <w:szCs w:val="20"/>
+              </w:rPr>
+              <w:t>null</w:t>
+            </w:r>
+            <w:proofErr w:type="spellEnd"/>
+            <w:r>
+              <w:rPr>
+                <w:sz w:val="20"/>
+                <w:szCs w:val="20"/>
+              </w:rPr>
+              <w:t>]</w:t>
             </w:r>
           </w:p>
           <w:p>
@@ -2770,22 +2870,37 @@
                 <w:sz w:val="20"/>
                 <w:szCs w:val="20"/>
               </w:rPr>
-              <w:t>Priorità: bassa</w:t>
-            </w:r>
-          </w:p>
-          <w:p>
-            <w:pPr>
-              <w:rPr>
-                <w:sz w:val="20"/>
-                <w:szCs w:val="20"/>
-              </w:rPr>
-            </w:pPr>
-            <w:r>
-              <w:rPr>
-                <w:sz w:val="20"/>
-                <w:szCs w:val="20"/>
-              </w:rPr>
-              <w:t>Stato: [null]</w:t>
+              <w:t>Priorità</w:t>
+            </w:r>
+            <w:r>
+              <w:rPr>
+                <w:sz w:val="20"/>
+                <w:szCs w:val="20"/>
+              </w:rPr>
+              <w:t>/</w:t>
+            </w:r>
+            <w:r>
+              <w:rPr>
+                <w:sz w:val="20"/>
+                <w:szCs w:val="20"/>
+              </w:rPr>
+              <w:t>Stato: [</w:t>
+            </w:r>
+            <w:proofErr w:type="spellStart"/>
+            <w:r>
+              <w:rPr>
+                <w:sz w:val="20"/>
+                <w:szCs w:val="20"/>
+              </w:rPr>
+              <w:t>null</w:t>
+            </w:r>
+            <w:proofErr w:type="spellEnd"/>
+            <w:r>
+              <w:rPr>
+                <w:sz w:val="20"/>
+                <w:szCs w:val="20"/>
+              </w:rPr>
+              <w:t>]</w:t>
             </w:r>
           </w:p>
         </w:tc>
@@ -2952,7 +3067,7 @@
                 <w:sz w:val="20"/>
                 <w:szCs w:val="20"/>
               </w:rPr>
-              <w:t>[null]</w:t>
+              <w:t>&lt;= 0</w:t>
             </w:r>
           </w:p>
         </w:tc>
@@ -3097,7 +3212,7 @@
                 <w:sz w:val="20"/>
                 <w:szCs w:val="20"/>
               </w:rPr>
-              <w:t>[null]</w:t>
+              <w:t>&lt;= 0</w:t>
             </w:r>
           </w:p>
         </w:tc>
@@ -3114,25 +3229,25 @@
     <w:tbl>
       <w:tblPr>
         <w:tblStyle w:val="Grigliatabella"/>
-        <w:tblW w:w="9922" w:type="dxa"/>
+        <w:tblW w:w="10050" w:type="dxa"/>
         <w:tblInd w:w="-147" w:type="dxa"/>
         <w:tblLook w:val="04A0" w:firstRow="1" w:lastRow="0" w:firstColumn="1" w:lastColumn="0" w:noHBand="0" w:noVBand="1"/>
       </w:tblPr>
       <w:tblGrid>
-        <w:gridCol w:w="1275"/>
-        <w:gridCol w:w="2975"/>
-        <w:gridCol w:w="1417"/>
-        <w:gridCol w:w="1309"/>
-        <w:gridCol w:w="1370"/>
-        <w:gridCol w:w="1576"/>
+        <w:gridCol w:w="1291"/>
+        <w:gridCol w:w="3014"/>
+        <w:gridCol w:w="1435"/>
+        <w:gridCol w:w="1326"/>
+        <w:gridCol w:w="1388"/>
+        <w:gridCol w:w="1596"/>
       </w:tblGrid>
       <w:tr>
         <w:trPr>
-          <w:trHeight w:val="603"/>
+          <w:trHeight w:val="619"/>
         </w:trPr>
         <w:tc>
           <w:tcPr>
-            <w:tcW w:w="1275" w:type="dxa"/>
+            <w:tcW w:w="1291" w:type="dxa"/>
             <w:shd w:val="clear" w:color="auto" w:fill="153D63" w:themeFill="text2" w:themeFillTint="E6"/>
             <w:vAlign w:val="center"/>
           </w:tcPr>
@@ -3179,7 +3294,7 @@
         </w:tc>
         <w:tc>
           <w:tcPr>
-            <w:tcW w:w="2975" w:type="dxa"/>
+            <w:tcW w:w="3014" w:type="dxa"/>
             <w:shd w:val="clear" w:color="auto" w:fill="153D63" w:themeFill="text2" w:themeFillTint="E6"/>
             <w:vAlign w:val="center"/>
           </w:tcPr>
@@ -3226,7 +3341,7 @@
         </w:tc>
         <w:tc>
           <w:tcPr>
-            <w:tcW w:w="1417" w:type="dxa"/>
+            <w:tcW w:w="1435" w:type="dxa"/>
             <w:shd w:val="clear" w:color="auto" w:fill="153D63" w:themeFill="text2" w:themeFillTint="E6"/>
             <w:vAlign w:val="center"/>
           </w:tcPr>
@@ -3275,7 +3390,7 @@
         </w:tc>
         <w:tc>
           <w:tcPr>
-            <w:tcW w:w="1309" w:type="dxa"/>
+            <w:tcW w:w="1326" w:type="dxa"/>
             <w:shd w:val="clear" w:color="auto" w:fill="153D63" w:themeFill="text2" w:themeFillTint="E6"/>
             <w:vAlign w:val="center"/>
           </w:tcPr>
@@ -3322,7 +3437,7 @@
         </w:tc>
         <w:tc>
           <w:tcPr>
-            <w:tcW w:w="1370" w:type="dxa"/>
+            <w:tcW w:w="1388" w:type="dxa"/>
             <w:shd w:val="clear" w:color="auto" w:fill="153D63" w:themeFill="text2" w:themeFillTint="E6"/>
             <w:vAlign w:val="center"/>
           </w:tcPr>
@@ -3369,7 +3484,7 @@
         </w:tc>
         <w:tc>
           <w:tcPr>
-            <w:tcW w:w="1576" w:type="dxa"/>
+            <w:tcW w:w="1596" w:type="dxa"/>
             <w:shd w:val="clear" w:color="auto" w:fill="FFC000"/>
             <w:vAlign w:val="center"/>
           </w:tcPr>
@@ -3397,37 +3512,38 @@
       </w:tr>
       <w:tr>
         <w:trPr>
-          <w:trHeight w:val="740"/>
+          <w:trHeight w:val="760"/>
         </w:trPr>
         <w:tc>
           <w:tcPr>
-            <w:tcW w:w="1275" w:type="dxa"/>
-            <w:vAlign w:val="center"/>
-          </w:tcPr>
-          <w:p>
-            <w:pPr>
-              <w:jc w:val="center"/>
-              <w:rPr>
-                <w:b/>
-                <w:bCs/>
-                <w:sz w:val="20"/>
-                <w:szCs w:val="20"/>
-              </w:rPr>
-            </w:pPr>
-            <w:r>
-              <w:rPr>
-                <w:b/>
-                <w:bCs/>
-                <w:sz w:val="20"/>
-                <w:szCs w:val="20"/>
-              </w:rPr>
+            <w:tcW w:w="1291" w:type="dxa"/>
+            <w:vAlign w:val="center"/>
+          </w:tcPr>
+          <w:p>
+            <w:pPr>
+              <w:jc w:val="center"/>
+              <w:rPr>
+                <w:b/>
+                <w:bCs/>
+                <w:sz w:val="20"/>
+                <w:szCs w:val="20"/>
+              </w:rPr>
+            </w:pPr>
+            <w:r>
+              <w:rPr>
+                <w:b/>
+                <w:bCs/>
+                <w:sz w:val="20"/>
+                <w:szCs w:val="20"/>
+              </w:rPr>
+              <w:lastRenderedPageBreak/>
               <w:t>TF_12</w:t>
             </w:r>
           </w:p>
         </w:tc>
         <w:tc>
           <w:tcPr>
-            <w:tcW w:w="2975" w:type="dxa"/>
+            <w:tcW w:w="3014" w:type="dxa"/>
             <w:vAlign w:val="center"/>
           </w:tcPr>
           <w:p>
@@ -3449,7 +3565,7 @@
         </w:tc>
         <w:tc>
           <w:tcPr>
-            <w:tcW w:w="1417" w:type="dxa"/>
+            <w:tcW w:w="1435" w:type="dxa"/>
             <w:vAlign w:val="center"/>
           </w:tcPr>
           <w:p>
@@ -3471,7 +3587,7 @@
         </w:tc>
         <w:tc>
           <w:tcPr>
-            <w:tcW w:w="1309" w:type="dxa"/>
+            <w:tcW w:w="1326" w:type="dxa"/>
             <w:vAlign w:val="center"/>
           </w:tcPr>
           <w:p>
@@ -3493,7 +3609,7 @@
         </w:tc>
         <w:tc>
           <w:tcPr>
-            <w:tcW w:w="1370" w:type="dxa"/>
+            <w:tcW w:w="1388" w:type="dxa"/>
             <w:vAlign w:val="center"/>
           </w:tcPr>
           <w:p>
@@ -3515,7 +3631,7 @@
         </w:tc>
         <w:tc>
           <w:tcPr>
-            <w:tcW w:w="1576" w:type="dxa"/>
+            <w:tcW w:w="1596" w:type="dxa"/>
             <w:vMerge w:val="restart"/>
             <w:vAlign w:val="center"/>
           </w:tcPr>
@@ -3570,38 +3686,37 @@
       </w:tr>
       <w:tr>
         <w:trPr>
-          <w:trHeight w:val="740"/>
+          <w:trHeight w:val="760"/>
         </w:trPr>
         <w:tc>
           <w:tcPr>
-            <w:tcW w:w="1275" w:type="dxa"/>
-            <w:vAlign w:val="center"/>
-          </w:tcPr>
-          <w:p>
-            <w:pPr>
-              <w:jc w:val="center"/>
-              <w:rPr>
-                <w:b/>
-                <w:bCs/>
-                <w:sz w:val="20"/>
-                <w:szCs w:val="20"/>
-              </w:rPr>
-            </w:pPr>
-            <w:r>
-              <w:rPr>
-                <w:b/>
-                <w:bCs/>
-                <w:sz w:val="20"/>
-                <w:szCs w:val="20"/>
-              </w:rPr>
-              <w:lastRenderedPageBreak/>
+            <w:tcW w:w="1291" w:type="dxa"/>
+            <w:vAlign w:val="center"/>
+          </w:tcPr>
+          <w:p>
+            <w:pPr>
+              <w:jc w:val="center"/>
+              <w:rPr>
+                <w:b/>
+                <w:bCs/>
+                <w:sz w:val="20"/>
+                <w:szCs w:val="20"/>
+              </w:rPr>
+            </w:pPr>
+            <w:r>
+              <w:rPr>
+                <w:b/>
+                <w:bCs/>
+                <w:sz w:val="20"/>
+                <w:szCs w:val="20"/>
+              </w:rPr>
               <w:t>TF_13</w:t>
             </w:r>
           </w:p>
         </w:tc>
         <w:tc>
           <w:tcPr>
-            <w:tcW w:w="2975" w:type="dxa"/>
+            <w:tcW w:w="3014" w:type="dxa"/>
             <w:vAlign w:val="center"/>
           </w:tcPr>
           <w:p>
@@ -3623,7 +3738,7 @@
         </w:tc>
         <w:tc>
           <w:tcPr>
-            <w:tcW w:w="1417" w:type="dxa"/>
+            <w:tcW w:w="1435" w:type="dxa"/>
             <w:vAlign w:val="center"/>
           </w:tcPr>
           <w:p>
@@ -3645,7 +3760,7 @@
         </w:tc>
         <w:tc>
           <w:tcPr>
-            <w:tcW w:w="1309" w:type="dxa"/>
+            <w:tcW w:w="1326" w:type="dxa"/>
             <w:vAlign w:val="center"/>
           </w:tcPr>
           <w:p>
@@ -3667,7 +3782,7 @@
         </w:tc>
         <w:tc>
           <w:tcPr>
-            <w:tcW w:w="1370" w:type="dxa"/>
+            <w:tcW w:w="1388" w:type="dxa"/>
             <w:vAlign w:val="center"/>
           </w:tcPr>
           <w:p>
@@ -3689,7 +3804,7 @@
         </w:tc>
         <w:tc>
           <w:tcPr>
-            <w:tcW w:w="1576" w:type="dxa"/>
+            <w:tcW w:w="1596" w:type="dxa"/>
             <w:vMerge/>
             <w:vAlign w:val="center"/>
           </w:tcPr>
@@ -3712,8 +3827,23 @@
         <w:pStyle w:val="Sottotitolo"/>
         <w:numPr>
           <w:ilvl w:val="0"/>
-          <w:numId w:val="1"/>
+          <w:numId w:val="0"/>
         </w:numPr>
+        <w:ind w:left="360"/>
+        <w:rPr>
+          <w:rStyle w:val="Riferimentodelicato"/>
+          <w:rFonts w:ascii="Aptos Display" w:eastAsia="KaiTi" w:hAnsi="Aptos Display" w:cs="Times New Roman"/>
+        </w:rPr>
+      </w:pPr>
+    </w:p>
+    <w:p>
+      <w:pPr>
+        <w:pStyle w:val="Sottotitolo"/>
+        <w:numPr>
+          <w:ilvl w:val="0"/>
+          <w:numId w:val="6"/>
+        </w:numPr>
+        <w:ind w:left="0"/>
         <w:rPr>
           <w:rStyle w:val="Riferimentodelicato"/>
           <w:rFonts w:ascii="Aptos Display" w:eastAsia="KaiTi" w:hAnsi="Aptos Display" w:cs="Times New Roman"/>
@@ -3728,6 +3858,13 @@
         <w:t>findById</w:t>
       </w:r>
       <w:proofErr w:type="spellEnd"/>
+      <w:r>
+        <w:rPr>
+          <w:rStyle w:val="Riferimentodelicato"/>
+          <w:rFonts w:ascii="Aptos Display" w:eastAsia="KaiTi" w:hAnsi="Aptos Display" w:cs="Times New Roman"/>
+        </w:rPr>
+        <w:br/>
+      </w:r>
     </w:p>
     <w:tbl>
       <w:tblPr>
@@ -3810,7 +3947,19 @@
             <w:tcW w:w="4023" w:type="dxa"/>
             <w:gridSpan w:val="2"/>
           </w:tcPr>
-          <w:p/>
+          <w:p>
+            <w:r>
+              <w:t xml:space="preserve">Devono essere presenti all’interno del </w:t>
+            </w:r>
+            <w:proofErr w:type="spellStart"/>
+            <w:r>
+              <w:t>db</w:t>
+            </w:r>
+            <w:proofErr w:type="spellEnd"/>
+            <w:r>
+              <w:t xml:space="preserve"> un supervisore, un dipendente (per condizioni di esistenza del task) e un task del quale bisogna conoscere l’id</w:t>
+            </w:r>
+          </w:p>
         </w:tc>
       </w:tr>
       <w:tr>
@@ -4472,8 +4621,17 @@
                 <w:sz w:val="20"/>
                 <w:szCs w:val="20"/>
               </w:rPr>
-              <w:t>Restituisce null</w:t>
-            </w:r>
+              <w:t xml:space="preserve">Restituisce </w:t>
+            </w:r>
+            <w:proofErr w:type="spellStart"/>
+            <w:r>
+              <w:rPr>
+                <w:sz w:val="20"/>
+                <w:szCs w:val="20"/>
+              </w:rPr>
+              <w:t>null</w:t>
+            </w:r>
+            <w:proofErr w:type="spellEnd"/>
           </w:p>
         </w:tc>
       </w:tr>
@@ -4893,7 +5051,22 @@
             <w:tcW w:w="4023" w:type="dxa"/>
             <w:gridSpan w:val="2"/>
           </w:tcPr>
-          <w:p/>
+          <w:p>
+            <w:r>
+              <w:t xml:space="preserve">Devono essere presenti all’interno del </w:t>
+            </w:r>
+            <w:proofErr w:type="spellStart"/>
+            <w:r>
+              <w:t>db</w:t>
+            </w:r>
+            <w:proofErr w:type="spellEnd"/>
+            <w:r>
+              <w:t xml:space="preserve"> un supervisore, un dipendente (per condizioni di esistenza del task) e </w:t>
+            </w:r>
+            <w:r>
+              <w:t>almeno un task collegato ad essi.</w:t>
+            </w:r>
+          </w:p>
         </w:tc>
       </w:tr>
       <w:tr>
@@ -6079,6 +6252,7 @@
                 <w:sz w:val="20"/>
                 <w:szCs w:val="20"/>
               </w:rPr>
+              <w:lastRenderedPageBreak/>
               <w:t>Contesto</w:t>
             </w:r>
           </w:p>
@@ -6281,7 +6455,16 @@
                 <w:sz w:val="20"/>
                 <w:szCs w:val="20"/>
               </w:rPr>
-              <w:t>TF_6</w:t>
+              <w:t>TF_</w:t>
+            </w:r>
+            <w:r>
+              <w:rPr>
+                <w:b/>
+                <w:bCs/>
+                <w:sz w:val="20"/>
+                <w:szCs w:val="20"/>
+              </w:rPr>
+              <w:t>6</w:t>
             </w:r>
           </w:p>
         </w:tc>
@@ -6303,7 +6486,23 @@
                 <w:sz w:val="20"/>
                 <w:szCs w:val="20"/>
               </w:rPr>
-              <w:t>[null]</w:t>
+              <w:t>[</w:t>
+            </w:r>
+            <w:proofErr w:type="spellStart"/>
+            <w:r>
+              <w:rPr>
+                <w:sz w:val="20"/>
+                <w:szCs w:val="20"/>
+              </w:rPr>
+              <w:t>any</w:t>
+            </w:r>
+            <w:proofErr w:type="spellEnd"/>
+            <w:r>
+              <w:rPr>
+                <w:sz w:val="20"/>
+                <w:szCs w:val="20"/>
+              </w:rPr>
+              <w:t>]</w:t>
             </w:r>
           </w:p>
         </w:tc>
@@ -6325,7 +6524,7 @@
                 <w:sz w:val="20"/>
                 <w:szCs w:val="20"/>
               </w:rPr>
-              <w:t>-</w:t>
+              <w:t>≤ 0</w:t>
             </w:r>
           </w:p>
         </w:tc>
@@ -6396,7 +6595,16 @@
                 <w:sz w:val="20"/>
                 <w:szCs w:val="20"/>
               </w:rPr>
-              <w:t>TF_7</w:t>
+              <w:t>TF_</w:t>
+            </w:r>
+            <w:r>
+              <w:rPr>
+                <w:b/>
+                <w:bCs/>
+                <w:sz w:val="20"/>
+                <w:szCs w:val="20"/>
+              </w:rPr>
+              <w:t>7</w:t>
             </w:r>
           </w:p>
         </w:tc>
@@ -6426,7 +6634,7 @@
                 <w:sz w:val="20"/>
                 <w:szCs w:val="20"/>
               </w:rPr>
-              <w:t>any</w:t>
+              <w:t>null</w:t>
             </w:r>
             <w:proofErr w:type="spellEnd"/>
             <w:r>
@@ -6435,122 +6643,6 @@
                 <w:szCs w:val="20"/>
               </w:rPr>
               <w:t>]</w:t>
-            </w:r>
-          </w:p>
-        </w:tc>
-        <w:tc>
-          <w:tcPr>
-            <w:tcW w:w="1417" w:type="dxa"/>
-            <w:vAlign w:val="center"/>
-          </w:tcPr>
-          <w:p>
-            <w:pPr>
-              <w:jc w:val="center"/>
-              <w:rPr>
-                <w:sz w:val="20"/>
-                <w:szCs w:val="20"/>
-              </w:rPr>
-            </w:pPr>
-            <w:r>
-              <w:rPr>
-                <w:sz w:val="20"/>
-                <w:szCs w:val="20"/>
-              </w:rPr>
-              <w:t>≤ 0</w:t>
-            </w:r>
-          </w:p>
-        </w:tc>
-        <w:tc>
-          <w:tcPr>
-            <w:tcW w:w="1589" w:type="dxa"/>
-            <w:vAlign w:val="center"/>
-          </w:tcPr>
-          <w:p>
-            <w:pPr>
-              <w:jc w:val="center"/>
-              <w:rPr>
-                <w:sz w:val="20"/>
-                <w:szCs w:val="20"/>
-              </w:rPr>
-            </w:pPr>
-            <w:r>
-              <w:rPr>
-                <w:sz w:val="20"/>
-                <w:szCs w:val="20"/>
-              </w:rPr>
-              <w:t>//</w:t>
-            </w:r>
-          </w:p>
-        </w:tc>
-        <w:tc>
-          <w:tcPr>
-            <w:tcW w:w="2805" w:type="dxa"/>
-            <w:vMerge/>
-            <w:vAlign w:val="center"/>
-          </w:tcPr>
-          <w:p>
-            <w:pPr>
-              <w:jc w:val="center"/>
-              <w:rPr>
-                <w:b/>
-                <w:bCs/>
-                <w:sz w:val="20"/>
-                <w:szCs w:val="20"/>
-              </w:rPr>
-            </w:pPr>
-          </w:p>
-        </w:tc>
-      </w:tr>
-      <w:tr>
-        <w:trPr>
-          <w:trHeight w:val="740"/>
-        </w:trPr>
-        <w:tc>
-          <w:tcPr>
-            <w:tcW w:w="1275" w:type="dxa"/>
-            <w:vAlign w:val="center"/>
-          </w:tcPr>
-          <w:p>
-            <w:pPr>
-              <w:jc w:val="center"/>
-              <w:rPr>
-                <w:b/>
-                <w:bCs/>
-                <w:sz w:val="20"/>
-                <w:szCs w:val="20"/>
-              </w:rPr>
-            </w:pPr>
-            <w:r>
-              <w:rPr>
-                <w:b/>
-                <w:bCs/>
-                <w:sz w:val="20"/>
-                <w:szCs w:val="20"/>
-              </w:rPr>
-              <w:lastRenderedPageBreak/>
-              <w:t>TF_8</w:t>
-            </w:r>
-          </w:p>
-        </w:tc>
-        <w:tc>
-          <w:tcPr>
-            <w:tcW w:w="2695" w:type="dxa"/>
-            <w:vAlign w:val="center"/>
-          </w:tcPr>
-          <w:p>
-            <w:pPr>
-              <w:jc w:val="center"/>
-              <w:rPr>
-                <w:sz w:val="20"/>
-                <w:szCs w:val="20"/>
-              </w:rPr>
-            </w:pPr>
-            <w:r>
-              <w:rPr>
-                <w:sz w:val="20"/>
-                <w:szCs w:val="20"/>
-              </w:rPr>
-              <w:t>[null]</w:t>
             </w:r>
           </w:p>
         </w:tc>
@@ -6729,7 +6821,19 @@
             <w:tcW w:w="4023" w:type="dxa"/>
             <w:gridSpan w:val="2"/>
           </w:tcPr>
-          <w:p/>
+          <w:p>
+            <w:r>
+              <w:t xml:space="preserve">Devono essere presenti all’interno del </w:t>
+            </w:r>
+            <w:proofErr w:type="spellStart"/>
+            <w:r>
+              <w:t>db</w:t>
+            </w:r>
+            <w:proofErr w:type="spellEnd"/>
+            <w:r>
+              <w:t xml:space="preserve"> un supervisore, un dipendente (per condizioni di esistenza del task) e almeno un task collegato ad essi.</w:t>
+            </w:r>
+          </w:p>
         </w:tc>
       </w:tr>
       <w:tr>
@@ -7595,7 +7699,23 @@
                 <w:sz w:val="20"/>
                 <w:szCs w:val="20"/>
               </w:rPr>
-              <w:t>[null]</w:t>
+              <w:t>[</w:t>
+            </w:r>
+            <w:proofErr w:type="spellStart"/>
+            <w:r>
+              <w:rPr>
+                <w:sz w:val="20"/>
+                <w:szCs w:val="20"/>
+              </w:rPr>
+              <w:t>null</w:t>
+            </w:r>
+            <w:proofErr w:type="spellEnd"/>
+            <w:r>
+              <w:rPr>
+                <w:sz w:val="20"/>
+                <w:szCs w:val="20"/>
+              </w:rPr>
+              <w:t>]</w:t>
             </w:r>
           </w:p>
         </w:tc>
@@ -7909,6 +8029,7 @@
                 <w:sz w:val="20"/>
                 <w:szCs w:val="20"/>
               </w:rPr>
+              <w:lastRenderedPageBreak/>
               <w:t>TF_4</w:t>
             </w:r>
           </w:p>
@@ -8142,7 +8263,19 @@
             <w:tcW w:w="4023" w:type="dxa"/>
             <w:gridSpan w:val="2"/>
           </w:tcPr>
-          <w:p/>
+          <w:p>
+            <w:r>
+              <w:t xml:space="preserve">Devono essere presenti all’interno del </w:t>
+            </w:r>
+            <w:proofErr w:type="spellStart"/>
+            <w:r>
+              <w:t>db</w:t>
+            </w:r>
+            <w:proofErr w:type="spellEnd"/>
+            <w:r>
+              <w:t xml:space="preserve"> un supervisore, un dipendente (per condizioni di esistenza del task) e almeno un task collegato ad essi.</w:t>
+            </w:r>
+          </w:p>
         </w:tc>
       </w:tr>
       <w:tr>
@@ -8202,13 +8335,12 @@
     <w:tbl>
       <w:tblPr>
         <w:tblStyle w:val="Grigliatabella"/>
-        <w:tblW w:w="9781" w:type="dxa"/>
+        <w:tblW w:w="7086" w:type="dxa"/>
         <w:tblInd w:w="-147" w:type="dxa"/>
         <w:tblLook w:val="04A0" w:firstRow="1" w:lastRow="0" w:firstColumn="1" w:lastColumn="0" w:noHBand="0" w:noVBand="1"/>
       </w:tblPr>
       <w:tblGrid>
         <w:gridCol w:w="1275"/>
-        <w:gridCol w:w="2695"/>
         <w:gridCol w:w="1417"/>
         <w:gridCol w:w="1589"/>
         <w:gridCol w:w="2805"/>
@@ -8266,33 +8398,6 @@
         </w:tc>
         <w:tc>
           <w:tcPr>
-            <w:tcW w:w="2695" w:type="dxa"/>
-            <w:shd w:val="clear" w:color="auto" w:fill="153D63" w:themeFill="text2" w:themeFillTint="E6"/>
-            <w:vAlign w:val="center"/>
-          </w:tcPr>
-          <w:p>
-            <w:pPr>
-              <w:jc w:val="center"/>
-              <w:rPr>
-                <w:b/>
-                <w:bCs/>
-                <w:sz w:val="20"/>
-                <w:szCs w:val="20"/>
-              </w:rPr>
-            </w:pPr>
-            <w:r>
-              <w:rPr>
-                <w:b/>
-                <w:bCs/>
-                <w:sz w:val="20"/>
-                <w:szCs w:val="20"/>
-              </w:rPr>
-              <w:t>Input (Task)</w:t>
-            </w:r>
-          </w:p>
-        </w:tc>
-        <w:tc>
-          <w:tcPr>
             <w:tcW w:w="1417" w:type="dxa"/>
             <w:shd w:val="clear" w:color="auto" w:fill="153D63" w:themeFill="text2" w:themeFillTint="E6"/>
             <w:vAlign w:val="center"/>
@@ -8442,28 +8547,6 @@
                 <w:szCs w:val="20"/>
               </w:rPr>
               <w:t>TF_1</w:t>
-            </w:r>
-          </w:p>
-        </w:tc>
-        <w:tc>
-          <w:tcPr>
-            <w:tcW w:w="2695" w:type="dxa"/>
-            <w:vAlign w:val="center"/>
-          </w:tcPr>
-          <w:p>
-            <w:pPr>
-              <w:jc w:val="center"/>
-              <w:rPr>
-                <w:sz w:val="20"/>
-                <w:szCs w:val="20"/>
-              </w:rPr>
-            </w:pPr>
-            <w:r>
-              <w:rPr>
-                <w:sz w:val="20"/>
-                <w:szCs w:val="20"/>
-              </w:rPr>
-              <w:t>Istanziato</w:t>
             </w:r>
           </w:p>
         </w:tc>
@@ -8551,13 +8634,12 @@
     <w:tbl>
       <w:tblPr>
         <w:tblStyle w:val="Grigliatabella"/>
-        <w:tblW w:w="9781" w:type="dxa"/>
+        <w:tblW w:w="7086" w:type="dxa"/>
         <w:tblInd w:w="-147" w:type="dxa"/>
         <w:tblLook w:val="04A0" w:firstRow="1" w:lastRow="0" w:firstColumn="1" w:lastColumn="0" w:noHBand="0" w:noVBand="1"/>
       </w:tblPr>
       <w:tblGrid>
         <w:gridCol w:w="1275"/>
-        <w:gridCol w:w="2695"/>
         <w:gridCol w:w="1417"/>
         <w:gridCol w:w="1589"/>
         <w:gridCol w:w="2805"/>
@@ -8615,33 +8697,6 @@
         </w:tc>
         <w:tc>
           <w:tcPr>
-            <w:tcW w:w="2695" w:type="dxa"/>
-            <w:shd w:val="clear" w:color="auto" w:fill="153D63" w:themeFill="text2" w:themeFillTint="E6"/>
-            <w:vAlign w:val="center"/>
-          </w:tcPr>
-          <w:p>
-            <w:pPr>
-              <w:jc w:val="center"/>
-              <w:rPr>
-                <w:b/>
-                <w:bCs/>
-                <w:sz w:val="20"/>
-                <w:szCs w:val="20"/>
-              </w:rPr>
-            </w:pPr>
-            <w:r>
-              <w:rPr>
-                <w:b/>
-                <w:bCs/>
-                <w:sz w:val="20"/>
-                <w:szCs w:val="20"/>
-              </w:rPr>
-              <w:t>Input (Task)</w:t>
-            </w:r>
-          </w:p>
-        </w:tc>
-        <w:tc>
-          <w:tcPr>
             <w:tcW w:w="1417" w:type="dxa"/>
             <w:shd w:val="clear" w:color="auto" w:fill="153D63" w:themeFill="text2" w:themeFillTint="E6"/>
             <w:vAlign w:val="center"/>
@@ -8796,28 +8851,6 @@
         </w:tc>
         <w:tc>
           <w:tcPr>
-            <w:tcW w:w="2695" w:type="dxa"/>
-            <w:vAlign w:val="center"/>
-          </w:tcPr>
-          <w:p>
-            <w:pPr>
-              <w:jc w:val="center"/>
-              <w:rPr>
-                <w:sz w:val="20"/>
-                <w:szCs w:val="20"/>
-              </w:rPr>
-            </w:pPr>
-            <w:r>
-              <w:rPr>
-                <w:sz w:val="20"/>
-                <w:szCs w:val="20"/>
-              </w:rPr>
-              <w:t>Istanziato</w:t>
-            </w:r>
-          </w:p>
-        </w:tc>
-        <w:tc>
-          <w:tcPr>
             <w:tcW w:w="1417" w:type="dxa"/>
             <w:vAlign w:val="center"/>
           </w:tcPr>
@@ -8856,7 +8889,7 @@
                 <w:sz w:val="20"/>
                 <w:szCs w:val="20"/>
               </w:rPr>
-              <w:t>Presente</w:t>
+              <w:t>Assente</w:t>
             </w:r>
           </w:p>
         </w:tc>
@@ -8868,30 +8901,16 @@
           <w:p>
             <w:pPr>
               <w:jc w:val="center"/>
-              <w:rPr>
-                <w:b/>
-                <w:bCs/>
-              </w:rPr>
-            </w:pPr>
-            <w:r>
-              <w:rPr>
-                <w:b/>
-                <w:bCs/>
-              </w:rPr>
-              <w:t>Successo:</w:t>
-            </w:r>
-          </w:p>
-          <w:p>
-            <w:pPr>
-              <w:jc w:val="center"/>
-            </w:pPr>
-            <w:r>
-              <w:t>Nessuna operazione/</w:t>
-            </w:r>
-            <w:r>
-              <w:br/>
-              <w:t xml:space="preserve"> 0 righe modificate</w:t>
-            </w:r>
+            </w:pPr>
+            <w:proofErr w:type="spellStart"/>
+            <w:r>
+              <w:rPr>
+                <w:b/>
+                <w:bCs/>
+              </w:rPr>
+              <w:t>SQLException</w:t>
+            </w:r>
+            <w:proofErr w:type="spellEnd"/>
           </w:p>
           <w:p>
             <w:pPr>
@@ -8909,13 +8928,12 @@
     <w:tbl>
       <w:tblPr>
         <w:tblStyle w:val="Grigliatabella"/>
-        <w:tblW w:w="9781" w:type="dxa"/>
+        <w:tblW w:w="7086" w:type="dxa"/>
         <w:tblInd w:w="-147" w:type="dxa"/>
         <w:tblLook w:val="04A0" w:firstRow="1" w:lastRow="0" w:firstColumn="1" w:lastColumn="0" w:noHBand="0" w:noVBand="1"/>
       </w:tblPr>
       <w:tblGrid>
         <w:gridCol w:w="1275"/>
-        <w:gridCol w:w="2695"/>
         <w:gridCol w:w="1417"/>
         <w:gridCol w:w="1589"/>
         <w:gridCol w:w="2805"/>
@@ -8973,33 +8991,6 @@
         </w:tc>
         <w:tc>
           <w:tcPr>
-            <w:tcW w:w="2695" w:type="dxa"/>
-            <w:shd w:val="clear" w:color="auto" w:fill="153D63" w:themeFill="text2" w:themeFillTint="E6"/>
-            <w:vAlign w:val="center"/>
-          </w:tcPr>
-          <w:p>
-            <w:pPr>
-              <w:jc w:val="center"/>
-              <w:rPr>
-                <w:b/>
-                <w:bCs/>
-                <w:sz w:val="20"/>
-                <w:szCs w:val="20"/>
-              </w:rPr>
-            </w:pPr>
-            <w:r>
-              <w:rPr>
-                <w:b/>
-                <w:bCs/>
-                <w:sz w:val="20"/>
-                <w:szCs w:val="20"/>
-              </w:rPr>
-              <w:t>Input (Task)</w:t>
-            </w:r>
-          </w:p>
-        </w:tc>
-        <w:tc>
-          <w:tcPr>
             <w:tcW w:w="1417" w:type="dxa"/>
             <w:shd w:val="clear" w:color="auto" w:fill="153D63" w:themeFill="text2" w:themeFillTint="E6"/>
             <w:vAlign w:val="center"/>
@@ -9154,28 +9145,6 @@
         </w:tc>
         <w:tc>
           <w:tcPr>
-            <w:tcW w:w="2695" w:type="dxa"/>
-            <w:vAlign w:val="center"/>
-          </w:tcPr>
-          <w:p>
-            <w:pPr>
-              <w:jc w:val="center"/>
-              <w:rPr>
-                <w:sz w:val="20"/>
-                <w:szCs w:val="20"/>
-              </w:rPr>
-            </w:pPr>
-            <w:r>
-              <w:rPr>
-                <w:sz w:val="20"/>
-                <w:szCs w:val="20"/>
-              </w:rPr>
-              <w:t>[null]</w:t>
-            </w:r>
-          </w:p>
-        </w:tc>
-        <w:tc>
-          <w:tcPr>
             <w:tcW w:w="1417" w:type="dxa"/>
             <w:vAlign w:val="center"/>
           </w:tcPr>
@@ -9192,7 +9161,7 @@
                 <w:sz w:val="20"/>
                 <w:szCs w:val="20"/>
               </w:rPr>
-              <w:t>-</w:t>
+              <w:t>≤ 0</w:t>
             </w:r>
           </w:p>
         </w:tc>
@@ -9214,134 +9183,13 @@
                 <w:sz w:val="20"/>
                 <w:szCs w:val="20"/>
               </w:rPr>
-              <w:t>Irrilevante</w:t>
+              <w:t>//</w:t>
             </w:r>
           </w:p>
         </w:tc>
         <w:tc>
           <w:tcPr>
             <w:tcW w:w="2805" w:type="dxa"/>
-            <w:vMerge w:val="restart"/>
-            <w:vAlign w:val="center"/>
-          </w:tcPr>
-          <w:p>
-            <w:pPr>
-              <w:jc w:val="center"/>
-              <w:rPr>
-                <w:sz w:val="20"/>
-                <w:szCs w:val="20"/>
-              </w:rPr>
-            </w:pPr>
-            <w:r>
-              <w:rPr>
-                <w:b/>
-                <w:bCs/>
-              </w:rPr>
-              <w:t>IAE*</w:t>
-            </w:r>
-          </w:p>
-        </w:tc>
-      </w:tr>
-      <w:tr>
-        <w:trPr>
-          <w:trHeight w:val="740"/>
-        </w:trPr>
-        <w:tc>
-          <w:tcPr>
-            <w:tcW w:w="1275" w:type="dxa"/>
-            <w:vAlign w:val="center"/>
-          </w:tcPr>
-          <w:p>
-            <w:pPr>
-              <w:jc w:val="center"/>
-              <w:rPr>
-                <w:b/>
-                <w:bCs/>
-                <w:sz w:val="20"/>
-                <w:szCs w:val="20"/>
-              </w:rPr>
-            </w:pPr>
-            <w:r>
-              <w:rPr>
-                <w:b/>
-                <w:bCs/>
-                <w:sz w:val="20"/>
-                <w:szCs w:val="20"/>
-              </w:rPr>
-              <w:t>TF_4</w:t>
-            </w:r>
-          </w:p>
-        </w:tc>
-        <w:tc>
-          <w:tcPr>
-            <w:tcW w:w="2695" w:type="dxa"/>
-            <w:vAlign w:val="center"/>
-          </w:tcPr>
-          <w:p>
-            <w:pPr>
-              <w:jc w:val="center"/>
-              <w:rPr>
-                <w:sz w:val="20"/>
-                <w:szCs w:val="20"/>
-              </w:rPr>
-            </w:pPr>
-            <w:r>
-              <w:rPr>
-                <w:sz w:val="20"/>
-                <w:szCs w:val="20"/>
-              </w:rPr>
-              <w:t>Istanziato</w:t>
-            </w:r>
-          </w:p>
-        </w:tc>
-        <w:tc>
-          <w:tcPr>
-            <w:tcW w:w="1417" w:type="dxa"/>
-            <w:vAlign w:val="center"/>
-          </w:tcPr>
-          <w:p>
-            <w:pPr>
-              <w:jc w:val="center"/>
-              <w:rPr>
-                <w:sz w:val="20"/>
-                <w:szCs w:val="20"/>
-              </w:rPr>
-            </w:pPr>
-            <w:r>
-              <w:rPr>
-                <w:sz w:val="20"/>
-                <w:szCs w:val="20"/>
-              </w:rPr>
-              <w:t>≤ 0</w:t>
-            </w:r>
-          </w:p>
-        </w:tc>
-        <w:tc>
-          <w:tcPr>
-            <w:tcW w:w="1589" w:type="dxa"/>
-            <w:vAlign w:val="center"/>
-          </w:tcPr>
-          <w:p>
-            <w:pPr>
-              <w:jc w:val="center"/>
-              <w:rPr>
-                <w:sz w:val="20"/>
-                <w:szCs w:val="20"/>
-              </w:rPr>
-            </w:pPr>
-            <w:r>
-              <w:rPr>
-                <w:sz w:val="20"/>
-                <w:szCs w:val="20"/>
-              </w:rPr>
-              <w:t>//</w:t>
-            </w:r>
-          </w:p>
-        </w:tc>
-        <w:tc>
-          <w:tcPr>
-            <w:tcW w:w="2805" w:type="dxa"/>
-            <w:vMerge/>
             <w:vAlign w:val="center"/>
           </w:tcPr>
           <w:p>
@@ -9601,7 +9449,7 @@
   <w:abstractNum w:abstractNumId="2" w15:restartNumberingAfterBreak="0">
     <w:nsid w:val="27BC1210"/>
     <w:multiLevelType w:val="hybridMultilevel"/>
-    <w:tmpl w:val="5BEA821E"/>
+    <w:tmpl w:val="B59215BA"/>
     <w:lvl w:ilvl="0" w:tplc="0410000F">
       <w:start w:val="1"/>
       <w:numFmt w:val="decimal"/>
